--- a/Fase 1/Evidencias Grupales/1.5_GuiaEstudiante_Fase 1_Definicion Proyecto APT.docx
+++ b/Fase 1/Evidencias Grupales/1.5_GuiaEstudiante_Fase 1_Definicion Proyecto APT.docx
@@ -891,6 +891,14 @@
             </w:pPr>
             <w:r>
               <w:rPr>
+                <w:b w:val="1"/>
+                <w:bCs w:val="1"/>
+                <w:rtl w:val="0"/>
+              </w:rPr>
+              <w:t xml:space="preserve">16.339.790-0</w:t>
+            </w:r>
+            <w:r>
+              <w:rPr>
                 <w:rtl w:val="0"/>
               </w:rPr>
             </w:r>
@@ -1016,7 +1024,7 @@
     <w:sdt>
       <w:sdtPr>
         <w:lock w:val="contentLocked"/>
-        <w:id w:val="195062981"/>
+        <w:id w:val="2142046132"/>
         <w:tag w:val="goog_rdk_0"/>
       </w:sdtPr>
       <w:sdtContent>
@@ -1135,6 +1143,14 @@
                     <w:bCs w:val="1"/>
                   </w:rPr>
                 </w:pPr>
+                <w:r>
+                  <w:rPr>
+                    <w:b w:val="1"/>
+                    <w:bCs w:val="1"/>
+                    <w:rtl w:val="0"/>
+                  </w:rPr>
+                  <w:t xml:space="preserve">26.906595-8</w:t>
+                </w:r>
                 <w:r>
                   <w:rPr>
                     <w:rtl w:val="0"/>
@@ -1601,7 +1617,7 @@
                 <w:szCs w:val="18"/>
                 <w:rtl w:val="0"/>
               </w:rPr>
-              <w:t xml:space="preserve">Analizar y levantar requerimientos de software, Diseñar y desarrollar aplicaciones web, Modelar y administrar bases de datos, Gestionar proyectos de TI, Asegurar la calidad del software, Implementar controles de acceso y ciberseguridad</w:t>
+              <w:t xml:space="preserve">Analizar y levantar requerimientos de software, Diseñar y desarrollar aplicaciones web, Modelar y administrar bases de datos, Gestionar proyectos de TI, Asegurar la calidad del software, Implementar controles de acceso y ciberseguridad, Transformar datos en información para la toma de decisiones</w:t>
             </w:r>
             <w:r>
               <w:rPr>
@@ -2021,7 +2037,7 @@
                 <w:szCs w:val="20"/>
                 <w:rtl w:val="0"/>
               </w:rPr>
-              <w:t xml:space="preserve">El proyecto se relaciona directamente con el perfil de egreso de Ingeniería en Informática, ya que requiere aplicar competencias en análisis de requerimientos, desarrollo de software (Django, HTML, CSS, JavaScript), modelamiento de datos (PostgreSQL), gestión de proyectos (Scrum) y aseguramiento de la calidad (QA y testing). Las competencias seleccionadas son necesarias para resolver la problemática, ya que se requiere construir una solución tecnológica completa que integre frontend, backend, base de datos y controles de seguridad.</w:t>
+              <w:t xml:space="preserve">El proyecto se relaciona directamente con el perfil de egreso de Ingeniería en Informática, ya que requiere aplicar competencias en análisis de requerimientos, desarrollo de software (Django, HTML, CSS, JavaScript), modelamiento de datos (PostgreSQL), gestión de proyectos (Scrum), aseguramiento de la calidad (QA y testing) e inteligencia de negocios, mediante el módulo de reportes que transforma los registros de asistencia en información para la toma de decisiones del Punto Estudiantil. Las competencias seleccionadas son necesarias para resolver la problemática, ya que se requiere construir una solución tecnológica completa que integre frontend, backend, base de datos y controles de seguridad. </w:t>
             </w:r>
             <w:r>
               <w:rPr>
